--- a/backend/templates/1 - Declaração.docx
+++ b/backend/templates/1 - Declaração.docx
@@ -56,23 +56,33 @@
                 <w:sz w:val="23"/>
                 <w:u w:val="single"/>
               </w:rPr>
-              <w:t xml:space="preserve">DECLARAÇÃO PARA APLICAÇÃO DE MATERIAIS EM OBRAS </w:t>
-            </w:r>
-            <w:r>
-              <w:rPr>
-                <w:b/>
-                <w:sz w:val="23"/>
-              </w:rPr>
-              <w:t xml:space="preserve"> </w:t>
-            </w:r>
+              <w:t xml:space="preserve">DECLARAÇÃO PARA APLICAÇÃO DE MATERIAIS EM </w:t>
+            </w:r>
+            <w:proofErr w:type="gramStart"/>
             <w:r>
               <w:rPr>
                 <w:b/>
                 <w:sz w:val="23"/>
                 <w:u w:val="single"/>
               </w:rPr>
+              <w:t xml:space="preserve">OBRAS </w:t>
+            </w:r>
+            <w:r>
+              <w:rPr>
+                <w:b/>
+                <w:sz w:val="23"/>
+              </w:rPr>
+              <w:t xml:space="preserve"> </w:t>
+            </w:r>
+            <w:r>
+              <w:rPr>
+                <w:b/>
+                <w:sz w:val="23"/>
+                <w:u w:val="single"/>
+              </w:rPr>
               <w:t>EXECUTADAS</w:t>
             </w:r>
+            <w:proofErr w:type="gramEnd"/>
             <w:r>
               <w:rPr>
                 <w:b/>
@@ -167,6 +177,7 @@
               </w:rPr>
               <w:t xml:space="preserve"> </w:t>
             </w:r>
+            <w:proofErr w:type="gramStart"/>
             <w:r>
               <w:rPr>
                 <w:b/>
@@ -188,7 +199,16 @@
                 <w:sz w:val="23"/>
                 <w:u w:val="single"/>
               </w:rPr>
-              <w:t>RESOLUÇÃO 414/2010 DA ANEEL.</w:t>
+              <w:t>RESOLUÇÃO</w:t>
+            </w:r>
+            <w:proofErr w:type="gramEnd"/>
+            <w:r>
+              <w:rPr>
+                <w:b/>
+                <w:sz w:val="23"/>
+                <w:u w:val="single"/>
+              </w:rPr>
+              <w:t xml:space="preserve"> 414/2010 DA ANEEL.</w:t>
             </w:r>
           </w:p>
           <w:p>
@@ -554,7 +574,49 @@
               <w:rPr>
                 <w:sz w:val="18"/>
               </w:rPr>
-              <w:t>abaixo trasncritos, declaramos para os devidso fins que temos conhecimento das seguintes condicionates:</w:t>
+              <w:t xml:space="preserve">abaixo </w:t>
+            </w:r>
+            <w:proofErr w:type="spellStart"/>
+            <w:r>
+              <w:rPr>
+                <w:sz w:val="18"/>
+              </w:rPr>
+              <w:t>trasncritos</w:t>
+            </w:r>
+            <w:proofErr w:type="spellEnd"/>
+            <w:r>
+              <w:rPr>
+                <w:sz w:val="18"/>
+              </w:rPr>
+              <w:t xml:space="preserve">, declaramos para os </w:t>
+            </w:r>
+            <w:proofErr w:type="spellStart"/>
+            <w:r>
+              <w:rPr>
+                <w:sz w:val="18"/>
+              </w:rPr>
+              <w:t>devidso</w:t>
+            </w:r>
+            <w:proofErr w:type="spellEnd"/>
+            <w:r>
+              <w:rPr>
+                <w:sz w:val="18"/>
+              </w:rPr>
+              <w:t xml:space="preserve"> fins que temos conhecimento das seguintes </w:t>
+            </w:r>
+            <w:proofErr w:type="spellStart"/>
+            <w:r>
+              <w:rPr>
+                <w:sz w:val="18"/>
+              </w:rPr>
+              <w:t>condicionates</w:t>
+            </w:r>
+            <w:proofErr w:type="spellEnd"/>
+            <w:r>
+              <w:rPr>
+                <w:sz w:val="18"/>
+              </w:rPr>
+              <w:t>:</w:t>
             </w:r>
           </w:p>
           <w:p>
@@ -597,12 +659,14 @@
               </w:rPr>
               <w:t xml:space="preserve"> </w:t>
             </w:r>
+            <w:proofErr w:type="gramStart"/>
             <w:r>
               <w:rPr>
                 <w:sz w:val="18"/>
               </w:rPr>
               <w:t>à</w:t>
             </w:r>
+            <w:proofErr w:type="gramEnd"/>
             <w:r>
               <w:rPr>
                 <w:spacing w:val="-4"/>
@@ -881,12 +945,14 @@
               </w:rPr>
               <w:t xml:space="preserve"> </w:t>
             </w:r>
+            <w:proofErr w:type="gramStart"/>
             <w:r>
               <w:rPr>
                 <w:sz w:val="18"/>
               </w:rPr>
               <w:t>compete</w:t>
             </w:r>
+            <w:proofErr w:type="gramEnd"/>
             <w:r>
               <w:rPr>
                 <w:spacing w:val="-4"/>
@@ -1307,12 +1373,14 @@
               </w:rPr>
               <w:t xml:space="preserve"> </w:t>
             </w:r>
+            <w:proofErr w:type="gramStart"/>
             <w:r>
               <w:rPr>
                 <w:sz w:val="18"/>
               </w:rPr>
               <w:t>deverão</w:t>
             </w:r>
+            <w:proofErr w:type="gramEnd"/>
             <w:r>
               <w:rPr>
                 <w:spacing w:val="-3"/>
@@ -1574,12 +1642,14 @@
                 </w:rPr>
                 <w:t xml:space="preserve"> </w:t>
               </w:r>
+              <w:proofErr w:type="gramStart"/>
               <w:r>
                 <w:rPr>
                   <w:sz w:val="18"/>
                 </w:rPr>
                 <w:t>para</w:t>
               </w:r>
+              <w:proofErr w:type="gramEnd"/>
               <w:r>
                 <w:rPr>
                   <w:spacing w:val="-4"/>
@@ -2265,12 +2335,14 @@
               </w:rPr>
               <w:t xml:space="preserve"> </w:t>
             </w:r>
+            <w:proofErr w:type="gramStart"/>
             <w:r>
               <w:rPr>
                 <w:sz w:val="18"/>
               </w:rPr>
               <w:t>a</w:t>
             </w:r>
+            <w:proofErr w:type="gramEnd"/>
             <w:r>
               <w:rPr>
                 <w:spacing w:val="-3"/>
@@ -2455,12 +2527,14 @@
               </w:rPr>
               <w:t xml:space="preserve"> </w:t>
             </w:r>
+            <w:proofErr w:type="gramStart"/>
             <w:r>
               <w:rPr>
                 <w:sz w:val="18"/>
               </w:rPr>
               <w:t>a</w:t>
             </w:r>
+            <w:proofErr w:type="gramEnd"/>
             <w:r>
               <w:rPr>
                 <w:spacing w:val="-4"/>
@@ -2721,12 +2795,14 @@
               </w:rPr>
               <w:t xml:space="preserve"> </w:t>
             </w:r>
+            <w:proofErr w:type="gramStart"/>
             <w:r>
               <w:rPr>
                 <w:sz w:val="18"/>
               </w:rPr>
               <w:t>atendidas</w:t>
             </w:r>
+            <w:proofErr w:type="gramEnd"/>
             <w:r>
               <w:rPr>
                 <w:spacing w:val="-4"/>
@@ -3119,14 +3195,35 @@
               <w:spacing w:before="14" w:line="219" w:lineRule="exact"/>
               <w:ind w:left="38"/>
               <w:rPr>
-                <w:sz w:val="18"/>
+                <w:sz w:val="20"/>
+                <w:szCs w:val="20"/>
               </w:rPr>
             </w:pPr>
             <w:r>
               <w:rPr>
                 <w:rFonts w:asciiTheme="minorHAnsi" w:hAnsiTheme="minorHAnsi" w:cstheme="minorHAnsi"/>
-              </w:rPr>
-              <w:t>{{nota_ps}}</w:t>
+                <w:sz w:val="20"/>
+                <w:szCs w:val="20"/>
+              </w:rPr>
+              <w:t>{{</w:t>
+            </w:r>
+            <w:proofErr w:type="spellStart"/>
+            <w:r>
+              <w:rPr>
+                <w:rFonts w:asciiTheme="minorHAnsi" w:hAnsiTheme="minorHAnsi" w:cstheme="minorHAnsi"/>
+                <w:sz w:val="20"/>
+                <w:szCs w:val="20"/>
+              </w:rPr>
+              <w:t>nota_ps</w:t>
+            </w:r>
+            <w:proofErr w:type="spellEnd"/>
+            <w:r>
+              <w:rPr>
+                <w:rFonts w:asciiTheme="minorHAnsi" w:hAnsiTheme="minorHAnsi" w:cstheme="minorHAnsi"/>
+                <w:sz w:val="20"/>
+                <w:szCs w:val="20"/>
+              </w:rPr>
+              <w:t>}}</w:t>
             </w:r>
           </w:p>
         </w:tc>
@@ -3218,26 +3315,51 @@
               <w:spacing w:line="198" w:lineRule="exact"/>
               <w:ind w:left="38"/>
               <w:rPr>
-                <w:sz w:val="18"/>
+                <w:sz w:val="20"/>
+                <w:szCs w:val="20"/>
               </w:rPr>
             </w:pPr>
             <w:r>
               <w:rPr>
                 <w:rFonts w:asciiTheme="minorHAnsi" w:hAnsiTheme="minorHAnsi" w:cstheme="minorHAnsi"/>
-              </w:rPr>
-              <w:t>{{endere</w:t>
-            </w:r>
+                <w:sz w:val="20"/>
+                <w:szCs w:val="20"/>
+              </w:rPr>
+              <w:t>{{</w:t>
+            </w:r>
+            <w:proofErr w:type="spellStart"/>
             <w:r>
               <w:rPr>
                 <w:rFonts w:asciiTheme="minorHAnsi" w:hAnsiTheme="minorHAnsi" w:cstheme="minorHAnsi"/>
+                <w:sz w:val="20"/>
+                <w:szCs w:val="20"/>
+              </w:rPr>
+              <w:t>endere</w:t>
+            </w:r>
+            <w:r>
+              <w:rPr>
+                <w:rFonts w:asciiTheme="minorHAnsi" w:hAnsiTheme="minorHAnsi" w:cstheme="minorHAnsi"/>
+                <w:sz w:val="20"/>
+                <w:szCs w:val="20"/>
               </w:rPr>
               <w:t>c</w:t>
             </w:r>
             <w:r>
               <w:rPr>
                 <w:rFonts w:asciiTheme="minorHAnsi" w:hAnsiTheme="minorHAnsi" w:cstheme="minorHAnsi"/>
-              </w:rPr>
-              <w:t>o}}</w:t>
+                <w:sz w:val="20"/>
+                <w:szCs w:val="20"/>
+              </w:rPr>
+              <w:t>o</w:t>
+            </w:r>
+            <w:proofErr w:type="spellEnd"/>
+            <w:r>
+              <w:rPr>
+                <w:rFonts w:asciiTheme="minorHAnsi" w:hAnsiTheme="minorHAnsi" w:cstheme="minorHAnsi"/>
+                <w:sz w:val="20"/>
+                <w:szCs w:val="20"/>
+              </w:rPr>
+              <w:t>}}</w:t>
             </w:r>
           </w:p>
         </w:tc>
@@ -3290,12 +3412,15 @@
               <w:spacing w:line="198" w:lineRule="exact"/>
               <w:ind w:left="38"/>
               <w:rPr>
-                <w:sz w:val="18"/>
+                <w:sz w:val="20"/>
+                <w:szCs w:val="20"/>
               </w:rPr>
             </w:pPr>
             <w:r>
               <w:rPr>
                 <w:rFonts w:asciiTheme="minorHAnsi" w:hAnsiTheme="minorHAnsi" w:cstheme="minorHAnsi"/>
+                <w:sz w:val="20"/>
+                <w:szCs w:val="20"/>
               </w:rPr>
               <w:t>{{cidade}}</w:t>
             </w:r>
@@ -3376,7 +3501,8 @@
               <w:spacing w:line="198" w:lineRule="exact"/>
               <w:ind w:right="-15"/>
               <w:rPr>
-                <w:sz w:val="18"/>
+                <w:sz w:val="20"/>
+                <w:szCs w:val="20"/>
               </w:rPr>
             </w:pPr>
             <w:r>
@@ -3388,6 +3514,8 @@
             <w:r>
               <w:rPr>
                 <w:rFonts w:asciiTheme="minorHAnsi" w:hAnsiTheme="minorHAnsi" w:cstheme="minorHAnsi"/>
+                <w:sz w:val="20"/>
+                <w:szCs w:val="20"/>
               </w:rPr>
               <w:t>{{data}}</w:t>
             </w:r>
@@ -4198,7 +4326,21 @@
               <w:rPr>
                 <w:rFonts w:asciiTheme="minorHAnsi" w:hAnsiTheme="minorHAnsi" w:cstheme="minorHAnsi"/>
               </w:rPr>
-              <w:t>{{cpf_cnpj}}</w:t>
+              <w:t>{{</w:t>
+            </w:r>
+            <w:proofErr w:type="spellStart"/>
+            <w:r>
+              <w:rPr>
+                <w:rFonts w:asciiTheme="minorHAnsi" w:hAnsiTheme="minorHAnsi" w:cstheme="minorHAnsi"/>
+              </w:rPr>
+              <w:t>cpf_cnpj</w:t>
+            </w:r>
+            <w:proofErr w:type="spellEnd"/>
+            <w:r>
+              <w:rPr>
+                <w:rFonts w:asciiTheme="minorHAnsi" w:hAnsiTheme="minorHAnsi" w:cstheme="minorHAnsi"/>
+              </w:rPr>
+              <w:t>}}</w:t>
             </w:r>
           </w:p>
         </w:tc>

--- a/backend/templates/1 - Declaração.docx
+++ b/backend/templates/1 - Declaração.docx
@@ -3315,15 +3315,15 @@
               <w:spacing w:line="198" w:lineRule="exact"/>
               <w:ind w:left="38"/>
               <w:rPr>
-                <w:sz w:val="20"/>
-                <w:szCs w:val="20"/>
+                <w:sz w:val="18"/>
+                <w:szCs w:val="18"/>
               </w:rPr>
             </w:pPr>
             <w:r>
               <w:rPr>
                 <w:rFonts w:asciiTheme="minorHAnsi" w:hAnsiTheme="minorHAnsi" w:cstheme="minorHAnsi"/>
-                <w:sz w:val="20"/>
-                <w:szCs w:val="20"/>
+                <w:sz w:val="18"/>
+                <w:szCs w:val="18"/>
               </w:rPr>
               <w:t>{{</w:t>
             </w:r>
@@ -3331,24 +3331,24 @@
             <w:r>
               <w:rPr>
                 <w:rFonts w:asciiTheme="minorHAnsi" w:hAnsiTheme="minorHAnsi" w:cstheme="minorHAnsi"/>
-                <w:sz w:val="20"/>
-                <w:szCs w:val="20"/>
+                <w:sz w:val="18"/>
+                <w:szCs w:val="18"/>
               </w:rPr>
               <w:t>endere</w:t>
             </w:r>
             <w:r>
               <w:rPr>
                 <w:rFonts w:asciiTheme="minorHAnsi" w:hAnsiTheme="minorHAnsi" w:cstheme="minorHAnsi"/>
-                <w:sz w:val="20"/>
-                <w:szCs w:val="20"/>
+                <w:sz w:val="18"/>
+                <w:szCs w:val="18"/>
               </w:rPr>
               <w:t>c</w:t>
             </w:r>
             <w:r>
               <w:rPr>
                 <w:rFonts w:asciiTheme="minorHAnsi" w:hAnsiTheme="minorHAnsi" w:cstheme="minorHAnsi"/>
-                <w:sz w:val="20"/>
-                <w:szCs w:val="20"/>
+                <w:sz w:val="18"/>
+                <w:szCs w:val="18"/>
               </w:rPr>
               <w:t>o</w:t>
             </w:r>
@@ -3356,8 +3356,8 @@
             <w:r>
               <w:rPr>
                 <w:rFonts w:asciiTheme="minorHAnsi" w:hAnsiTheme="minorHAnsi" w:cstheme="minorHAnsi"/>
-                <w:sz w:val="20"/>
-                <w:szCs w:val="20"/>
+                <w:sz w:val="18"/>
+                <w:szCs w:val="18"/>
               </w:rPr>
               <w:t>}}</w:t>
             </w:r>
@@ -3412,15 +3412,15 @@
               <w:spacing w:line="198" w:lineRule="exact"/>
               <w:ind w:left="38"/>
               <w:rPr>
-                <w:sz w:val="20"/>
-                <w:szCs w:val="20"/>
+                <w:sz w:val="18"/>
+                <w:szCs w:val="18"/>
               </w:rPr>
             </w:pPr>
             <w:r>
               <w:rPr>
                 <w:rFonts w:asciiTheme="minorHAnsi" w:hAnsiTheme="minorHAnsi" w:cstheme="minorHAnsi"/>
-                <w:sz w:val="20"/>
-                <w:szCs w:val="20"/>
+                <w:sz w:val="18"/>
+                <w:szCs w:val="18"/>
               </w:rPr>
               <w:t>{{cidade}}</w:t>
             </w:r>
@@ -3501,8 +3501,8 @@
               <w:spacing w:line="198" w:lineRule="exact"/>
               <w:ind w:right="-15"/>
               <w:rPr>
-                <w:sz w:val="20"/>
-                <w:szCs w:val="20"/>
+                <w:sz w:val="18"/>
+                <w:szCs w:val="18"/>
               </w:rPr>
             </w:pPr>
             <w:r>
@@ -3514,8 +3514,8 @@
             <w:r>
               <w:rPr>
                 <w:rFonts w:asciiTheme="minorHAnsi" w:hAnsiTheme="minorHAnsi" w:cstheme="minorHAnsi"/>
-                <w:sz w:val="20"/>
-                <w:szCs w:val="20"/>
+                <w:sz w:val="18"/>
+                <w:szCs w:val="18"/>
               </w:rPr>
               <w:t>{{data}}</w:t>
             </w:r>
@@ -4240,12 +4240,15 @@
               <w:spacing w:line="200" w:lineRule="exact"/>
               <w:ind w:left="38"/>
               <w:rPr>
-                <w:sz w:val="18"/>
+                <w:sz w:val="20"/>
+                <w:szCs w:val="20"/>
               </w:rPr>
             </w:pPr>
             <w:r>
               <w:rPr>
                 <w:rFonts w:asciiTheme="minorHAnsi" w:hAnsiTheme="minorHAnsi" w:cstheme="minorHAnsi"/>
+                <w:sz w:val="20"/>
+                <w:szCs w:val="20"/>
               </w:rPr>
               <w:t>{{nome}}</w:t>
             </w:r>
@@ -4319,12 +4322,15 @@
               <w:spacing w:before="127"/>
               <w:ind w:left="38"/>
               <w:rPr>
-                <w:sz w:val="18"/>
+                <w:sz w:val="20"/>
+                <w:szCs w:val="20"/>
               </w:rPr>
             </w:pPr>
             <w:r>
               <w:rPr>
                 <w:rFonts w:asciiTheme="minorHAnsi" w:hAnsiTheme="minorHAnsi" w:cstheme="minorHAnsi"/>
+                <w:sz w:val="20"/>
+                <w:szCs w:val="20"/>
               </w:rPr>
               <w:t>{{</w:t>
             </w:r>
@@ -4332,6 +4338,8 @@
             <w:r>
               <w:rPr>
                 <w:rFonts w:asciiTheme="minorHAnsi" w:hAnsiTheme="minorHAnsi" w:cstheme="minorHAnsi"/>
+                <w:sz w:val="20"/>
+                <w:szCs w:val="20"/>
               </w:rPr>
               <w:t>cpf_cnpj</w:t>
             </w:r>
@@ -4339,6 +4347,8 @@
             <w:r>
               <w:rPr>
                 <w:rFonts w:asciiTheme="minorHAnsi" w:hAnsiTheme="minorHAnsi" w:cstheme="minorHAnsi"/>
+                <w:sz w:val="20"/>
+                <w:szCs w:val="20"/>
               </w:rPr>
               <w:t>}}</w:t>
             </w:r>
@@ -4433,12 +4443,15 @@
               <w:spacing w:line="202" w:lineRule="exact"/>
               <w:ind w:left="38"/>
               <w:rPr>
-                <w:sz w:val="18"/>
+                <w:sz w:val="20"/>
+                <w:szCs w:val="20"/>
               </w:rPr>
             </w:pPr>
             <w:r>
               <w:rPr>
                 <w:rFonts w:asciiTheme="minorHAnsi" w:hAnsiTheme="minorHAnsi" w:cstheme="minorHAnsi"/>
+                <w:sz w:val="20"/>
+                <w:szCs w:val="20"/>
               </w:rPr>
               <w:t>{{nome}}</w:t>
             </w:r>

--- a/backend/templates/1 - Declaração.docx
+++ b/backend/templates/1 - Declaração.docx
@@ -3315,15 +3315,15 @@
               <w:spacing w:line="198" w:lineRule="exact"/>
               <w:ind w:left="38"/>
               <w:rPr>
-                <w:sz w:val="18"/>
-                <w:szCs w:val="18"/>
+                <w:sz w:val="16"/>
+                <w:szCs w:val="16"/>
               </w:rPr>
             </w:pPr>
             <w:r>
               <w:rPr>
                 <w:rFonts w:asciiTheme="minorHAnsi" w:hAnsiTheme="minorHAnsi" w:cstheme="minorHAnsi"/>
-                <w:sz w:val="18"/>
-                <w:szCs w:val="18"/>
+                <w:sz w:val="16"/>
+                <w:szCs w:val="16"/>
               </w:rPr>
               <w:t>{{</w:t>
             </w:r>
@@ -3331,24 +3331,24 @@
             <w:r>
               <w:rPr>
                 <w:rFonts w:asciiTheme="minorHAnsi" w:hAnsiTheme="minorHAnsi" w:cstheme="minorHAnsi"/>
-                <w:sz w:val="18"/>
-                <w:szCs w:val="18"/>
+                <w:sz w:val="16"/>
+                <w:szCs w:val="16"/>
               </w:rPr>
               <w:t>endere</w:t>
             </w:r>
             <w:r>
               <w:rPr>
                 <w:rFonts w:asciiTheme="minorHAnsi" w:hAnsiTheme="minorHAnsi" w:cstheme="minorHAnsi"/>
-                <w:sz w:val="18"/>
-                <w:szCs w:val="18"/>
+                <w:sz w:val="16"/>
+                <w:szCs w:val="16"/>
               </w:rPr>
               <w:t>c</w:t>
             </w:r>
             <w:r>
               <w:rPr>
                 <w:rFonts w:asciiTheme="minorHAnsi" w:hAnsiTheme="minorHAnsi" w:cstheme="minorHAnsi"/>
-                <w:sz w:val="18"/>
-                <w:szCs w:val="18"/>
+                <w:sz w:val="16"/>
+                <w:szCs w:val="16"/>
               </w:rPr>
               <w:t>o</w:t>
             </w:r>
@@ -3356,8 +3356,8 @@
             <w:r>
               <w:rPr>
                 <w:rFonts w:asciiTheme="minorHAnsi" w:hAnsiTheme="minorHAnsi" w:cstheme="minorHAnsi"/>
-                <w:sz w:val="18"/>
-                <w:szCs w:val="18"/>
+                <w:sz w:val="16"/>
+                <w:szCs w:val="16"/>
               </w:rPr>
               <w:t>}}</w:t>
             </w:r>
@@ -3412,15 +3412,15 @@
               <w:spacing w:line="198" w:lineRule="exact"/>
               <w:ind w:left="38"/>
               <w:rPr>
-                <w:sz w:val="18"/>
-                <w:szCs w:val="18"/>
+                <w:sz w:val="16"/>
+                <w:szCs w:val="16"/>
               </w:rPr>
             </w:pPr>
             <w:r>
               <w:rPr>
                 <w:rFonts w:asciiTheme="minorHAnsi" w:hAnsiTheme="minorHAnsi" w:cstheme="minorHAnsi"/>
-                <w:sz w:val="18"/>
-                <w:szCs w:val="18"/>
+                <w:sz w:val="16"/>
+                <w:szCs w:val="16"/>
               </w:rPr>
               <w:t>{{cidade}}</w:t>
             </w:r>
@@ -3501,8 +3501,8 @@
               <w:spacing w:line="198" w:lineRule="exact"/>
               <w:ind w:right="-15"/>
               <w:rPr>
-                <w:sz w:val="18"/>
-                <w:szCs w:val="18"/>
+                <w:sz w:val="16"/>
+                <w:szCs w:val="16"/>
               </w:rPr>
             </w:pPr>
             <w:r>
@@ -3514,8 +3514,8 @@
             <w:r>
               <w:rPr>
                 <w:rFonts w:asciiTheme="minorHAnsi" w:hAnsiTheme="minorHAnsi" w:cstheme="minorHAnsi"/>
-                <w:sz w:val="18"/>
-                <w:szCs w:val="18"/>
+                <w:sz w:val="16"/>
+                <w:szCs w:val="16"/>
               </w:rPr>
               <w:t>{{data}}</w:t>
             </w:r>
